--- a/04-regulatory-compliance/HIPAA_Implementation_Series/publication/Manual_06_HIPAA_Implementation_and_Audit_EN.docx
+++ b/04-regulatory-compliance/HIPAA_Implementation_Series/publication/Manual_06_HIPAA_Implementation_and_Audit_EN.docx
@@ -41,7 +41,7 @@
           <w:sz w:val="17"/>
           <w:lang w:val="en-US"/>
         </w:rPr>
-        <w:t>Controlled source revision: 152d9d8520d40aab269e7760c73ea096e7ea90b6 | Language: en | current-law/proposed-rule source-state controls retained.</w:t>
+        <w:t>Controlled source revision: c4c1ecef7f19c72de42b2589c9d69c18e0f0647a | Language: en | current-law/proposed-rule source-state controls retained.</w:t>
       </w:r>
     </w:p>
     <w:p>
